--- a/Fase 1/Evidencias Grupales/1.5_GuiaEstudiante_Fase 1_Definicion Proyecto APT.docx
+++ b/Fase 1/Evidencias Grupales/1.5_GuiaEstudiante_Fase 1_Definicion Proyecto APT.docx
@@ -1026,7 +1026,7 @@
     <w:tbl>
       <w:tblPr>
         <w:tblStyle w:val="Table4"/>
-        <w:tblW w:w="9498.0" w:type="dxa"/>
+        <w:tblW w:w="9495.0" w:type="dxa"/>
         <w:jc w:val="left"/>
         <w:tblInd w:w="-714.0" w:type="dxa"/>
         <w:tblBorders>
@@ -1041,12 +1041,12 @@
         <w:tblLook w:val="0400"/>
       </w:tblPr>
       <w:tblGrid>
-        <w:gridCol w:w="2587"/>
-        <w:gridCol w:w="6911"/>
+        <w:gridCol w:w="2235"/>
+        <w:gridCol w:w="7260"/>
         <w:tblGridChange w:id="0">
           <w:tblGrid>
-            <w:gridCol w:w="2587"/>
-            <w:gridCol w:w="6911"/>
+            <w:gridCol w:w="2235"/>
+            <w:gridCol w:w="7260"/>
           </w:tblGrid>
         </w:tblGridChange>
       </w:tblGrid>
@@ -1720,6 +1720,18 @@
               <w:t xml:space="preserve">Relevancia del proyecto APT</w:t>
             </w:r>
           </w:p>
+          <w:p>
+            <w:pPr>
+              <w:rPr>
+                <w:color w:val="1f3864"/>
+              </w:rPr>
+            </w:pPr>
+            <w:r>
+              <w:rPr>
+                <w:rtl w:val="0"/>
+              </w:rPr>
+            </w:r>
+          </w:p>
         </w:tc>
         <w:tc>
           <w:tcPr>
@@ -1756,7 +1768,7 @@
                 <w:szCs w:val="20"/>
                 <w:rtl w:val="0"/>
               </w:rPr>
-              <w:t xml:space="preserve">NFC-FoodTech nace tras la necesidad de enfrentar una gran problemática que estamos viviendo hoy en día como es el desperdicio de alimento, la cual a nivel global asciende a cientos de millones de toneladas de forma anual, esto no solo es a nivel mundial sino que además a nivel local igual enfrentamos grandes cifras. Un porcentaje importante del desperdicio de alimentos se produce en nuestros hogares, esto debido a mala planificación en las compras del hogar o hasta que se nos olvida consumir los alimentos. Nuestra propuesta para enfrentar esta problemática en los hogares es una solución en la que todos los miembros del grupo familiar puedan registrar sus compras y gestionar la despensa familiar, para saber cuando tenemos productos próximos a mal lograrse, además de poder saber en todo momento que tenemos en nuestra despensa.</w:t>
+              <w:t xml:space="preserve">El desperdicio de alimentos es una de las problemáticas más urgentes de la actualidad. A nivel mundial, se estima que cientos de millones de toneladas de alimentos se pierden cada año, y esta realidad no es ajena a nuestro país: a nivel local también se registran cifras considerables. Una parte importante de este desperdicio ocurre directamente en los hogares, principalmente por una mala planificación de las compras, la adquisición de productos en exceso o simplemente por olvidar consumirlos a tiempo.</w:t>
             </w:r>
           </w:p>
           <w:p>
@@ -1790,7 +1802,7 @@
                 <w:szCs w:val="20"/>
                 <w:rtl w:val="0"/>
               </w:rPr>
-              <w:t xml:space="preserve">El proyecto NFC-FoodTech busca reducir el desperdicio de alimento en los hogares que se produce principalmente por mala planificación en las compras del hogar, vencimiento, compras excesivas y olvido de productos esto genera un impacto ambiental como pérdida de dinero para las familias</w:t>
+              <w:t xml:space="preserve">Frente a esta problemática, NFC-FoodTech propone una solución digital que permite a todos los integrantes del grupo familiar registrar sus compras y gestionar de forma colaborativa la despensa del hogar. De esta manera, la familia puede visualizar en todo momento qué productos tiene disponibles y anticiparse a la fecha en que estos podrían caducar, evitando así que terminen desechados.</w:t>
             </w:r>
           </w:p>
           <w:p>
@@ -1824,7 +1836,12 @@
                 <w:szCs w:val="20"/>
                 <w:rtl w:val="0"/>
               </w:rPr>
-              <w:t xml:space="preserve">Bueno la problemática afecta principalmente a los hogares pero igual afecta al medio ambiente ya que el desperdicio de alimento genera gases de efecto invernadero en un 8%</w:t>
+              <w:t xml:space="preserve">El impacto de esta problemática trasciende lo doméstico: el desperdicio de alimentos no solo representa una pérdida económica directa para las familias, sino que también tiene un fuerte costo ambiental, siendo responsable de hasta un 8% de las emisiones globales de gases de efecto invernadero. En este sentido, NFC-FoodTech busca abordar el problema desde su origen —la planificación y gestión doméstica de los alimentos— generando así un beneficio tanto económico para los hogares como medioambiental a mayor escala.</w:t>
+            </w:r>
+            <w:r>
+              <w:rPr>
+                <w:rtl w:val="0"/>
+              </w:rPr>
             </w:r>
           </w:p>
         </w:tc>
@@ -1853,6 +1870,25 @@
                 <w:rtl w:val="0"/>
               </w:rPr>
               <w:t xml:space="preserve">Descripción del Proyecto APT</w:t>
+            </w:r>
+          </w:p>
+          <w:p>
+            <w:pPr>
+              <w:rPr>
+                <w:color w:val="1f3864"/>
+              </w:rPr>
+            </w:pPr>
+            <w:r>
+              <w:rPr>
+                <w:color w:val="1f3864"/>
+                <w:rtl w:val="0"/>
+              </w:rPr>
+              <w:t xml:space="preserve">CAMBIAR ESTO</w:t>
+            </w:r>
+            <w:r>
+              <w:rPr>
+                <w:rtl w:val="0"/>
+              </w:rPr>
             </w:r>
           </w:p>
         </w:tc>
@@ -1891,7 +1927,7 @@
                 <w:szCs w:val="20"/>
                 <w:rtl w:val="0"/>
               </w:rPr>
-              <w:t xml:space="preserve">El proyecto consiste en desarrollar una aplicación móvil orientada a la gestión de los alimentos del hogar y a la reducción del desperdicio alimentario. La aplicación permitirá al usuario mantener un registro de los productos que posee en su despensa, refrigerador y congelador, pudiendo incorporarlos mediante el escaneo de productos utilizando la cámara del teléfono o mediante ingreso manual. El usuario podrá conocer en todo momento qué alimentos tiene disponibles, sus cantidades, ubicación y fechas de vencimiento, recibiendo notificaciones cuando un producto se encuentre próximo a vencer.</w:t>
+              <w:t xml:space="preserve">El proyecto consiste en desarrollar una aplicación móvil orientada a la gestión de los alimentos perecibles del hogar y a la reducción del desperdicio alimentario. La aplicación permitirá al usuario mantener un registro de los productos que posee en su despensa, refrigerador y congelador. El usuario podrá conocer en todo momento qué alimentos tiene disponibles, sus cantidades y ubicación, recibiendo notificaciones cuando un producto se encuentre varios días sin ser consumido</w:t>
             </w:r>
           </w:p>
           <w:p>
@@ -1993,7 +2029,12 @@
                 <w:szCs w:val="20"/>
                 <w:rtl w:val="0"/>
               </w:rPr>
-              <w:t xml:space="preserve">Como mecanismo para evitar que los alimentos terminan siendo desechados, la aplicación podrá recomendar recetas utilizando productos disponibles que se encuentren próximos a vencer. Asimismo, cuando el usuario no pueda consumir un alimento que todavía se encuentre en buenas condiciones, podrá consultar organizaciones o puntos cercanos que reciban donaciones de alimentos, ofreciendo una alternativa al desperdicio.</w:t>
+              <w:t xml:space="preserve">Como mecanismo para evitar que los alimentos terminen siendo desechados, la aplicación podrá recomendar recetas utilizando productos disponibles que se encuentren próximos a vencer. Asimismo, cuando el usuario no pueda consumir un alimento que todavía se encuentre en buenas condiciones, podrá consultar organizaciones o puntos cercanos que reciban donaciones de alimentos, ofreciendo una alternativa al desperdicio.</w:t>
+            </w:r>
+            <w:r>
+              <w:rPr>
+                <w:rtl w:val="0"/>
+              </w:rPr>
             </w:r>
           </w:p>
           <w:p>
@@ -2190,21 +2231,19 @@
               <w:rPr>
                 <w:b w:val="1"/>
                 <w:bCs w:val="1"/>
-                <w:sz w:val="44"/>
-                <w:szCs w:val="44"/>
-                <w:highlight w:val="cyan"/>
-              </w:rPr>
-            </w:pPr>
-            <w:r>
-              <w:rPr>
-                <w:b w:val="1"/>
-                <w:bCs w:val="1"/>
-                <w:sz w:val="44"/>
-                <w:szCs w:val="44"/>
-                <w:highlight w:val="cyan"/>
-                <w:rtl w:val="0"/>
-              </w:rPr>
-              <w:t xml:space="preserve">De cada uno</w:t>
+                <w:sz w:val="20"/>
+                <w:szCs w:val="20"/>
+              </w:rPr>
+            </w:pPr>
+            <w:r>
+              <w:rPr>
+                <w:b w:val="1"/>
+                <w:bCs w:val="1"/>
+                <w:sz w:val="20"/>
+                <w:szCs w:val="20"/>
+                <w:rtl w:val="0"/>
+              </w:rPr>
+              <w:t xml:space="preserve">Rodrigo Casanova</w:t>
             </w:r>
           </w:p>
           <w:p>
@@ -2225,7 +2264,12 @@
                 <w:szCs w:val="20"/>
                 <w:rtl w:val="0"/>
               </w:rPr>
-              <w:t xml:space="preserve">Rodrigo Casanova</w:t>
+              <w:t xml:space="preserve">Personalmente, este proyecto se relaciona con mi interés por adquirir experiencia en el desarrollo de soluciones tecnológicas que puedan ser aplicadas a problemáticas reales. Me interesa conocer cómo una idea puede transformarse en una propuesta concreta, considerando tanto los aspectos técnicos como las necesidades de los usuarios. Además, considero que participar en este proyecto me permitirá acercarme a la forma en que se desarrollan iniciativas tecnológicas en un contexto profesional y descubrir qué áreas de la informática son de mayor interés para mi futuro laboral. </w:t>
+            </w:r>
+            <w:r>
+              <w:rPr>
+                <w:rtl w:val="0"/>
+              </w:rPr>
             </w:r>
           </w:p>
           <w:p>
@@ -2246,7 +2290,17 @@
                 <w:szCs w:val="20"/>
                 <w:rtl w:val="0"/>
               </w:rPr>
-              <w:t xml:space="preserve">Personalmente, este proyecto se relaciona con mi interés por adquirir experiencia en el desarrollo de soluciones tecnológicas que puedan ser aplicadas a problemáticas reales. Me interesa conocer cómo una idea puede transformarse en una propuesta concreta, considerando tanto los aspectos técnicos como las necesidades de los usuarios. Además, considero que participar en este proyecto me permitirá acercarme a la forma en que se desarrollan iniciativas tecnológicas en un contexto profesional y descubrir qué áreas de la informática son de mayor interés para mi futuro laboral. </w:t>
+              <w:t xml:space="preserve">El proyecto </w:t>
+            </w:r>
+            <w:r>
+              <w:rPr>
+                <w:b w:val="1"/>
+                <w:bCs w:val="1"/>
+                <w:sz w:val="20"/>
+                <w:szCs w:val="20"/>
+                <w:rtl w:val="0"/>
+              </w:rPr>
+              <w:t xml:space="preserve">APT se relaciona directamente con nuestros intereses profesionales, ya que nos gustaría involucrarnos en el trabajo por proyectos. Esta es una excelente etapa para aprender a trabajar en equipo, organizar el tiempo y mantener la disciplina. Esto fortalecerá de gran manera nuestro desarrollo profesional al permitirnos demostrar responsabilidad y perfeccionar nuestras habilidades, logrando mejorar nuestros puntos débiles.</w:t>
             </w:r>
             <w:r>
               <w:rPr>
@@ -2272,28 +2326,22 @@
                 <w:szCs w:val="20"/>
                 <w:rtl w:val="0"/>
               </w:rPr>
-              <w:t xml:space="preserve">El proyecto ATP se relaciona directamente con nuestros intereses profesionales, ya que nos gustaría relacionarnos con los trabajos en proyectos y esta es una gran fase para aprenderla, como trabajar en equipo, como llevar el orden, el tiempo y esto fortalecería de gran manera nuestro desarrollo como profesional al lograr poder trabajar en equipo, demostrar responsabilidad y sobre todo perfeccionar,logrando  mejorar nuestros puntos débiles.</w:t>
-            </w:r>
-          </w:p>
-          <w:p>
-            <w:pPr>
-              <w:jc w:val="both"/>
-              <w:rPr>
-                <w:b w:val="1"/>
-                <w:bCs w:val="1"/>
-                <w:sz w:val="20"/>
-                <w:szCs w:val="20"/>
-              </w:rPr>
-            </w:pPr>
-            <w:r>
-              <w:rPr>
-                <w:b w:val="1"/>
-                <w:bCs w:val="1"/>
-                <w:sz w:val="20"/>
-                <w:szCs w:val="20"/>
-                <w:rtl w:val="0"/>
-              </w:rPr>
-              <w:t xml:space="preserve">José Ignacio paillán Fuenzalida</w:t>
+              <w:t xml:space="preserve">José Ignacio </w:t>
+            </w:r>
+            <w:r>
+              <w:rPr>
+                <w:b w:val="1"/>
+                <w:bCs w:val="1"/>
+                <w:sz w:val="20"/>
+                <w:szCs w:val="20"/>
+                <w:rtl w:val="0"/>
+              </w:rPr>
+              <w:t xml:space="preserve">Paillán Fuenzalida</w:t>
+            </w:r>
+            <w:r>
+              <w:rPr>
+                <w:rtl w:val="0"/>
+              </w:rPr>
             </w:r>
           </w:p>
           <w:p>
@@ -2805,16 +2853,17 @@
                 <w:numId w:val="1"/>
               </w:numPr>
               <w:spacing w:after="0" w:afterAutospacing="0"/>
-              <w:ind w:left="1440" w:hanging="360"/>
+              <w:ind w:left="720" w:hanging="360"/>
               <w:rPr>
                 <w:rFonts w:ascii="Aptos" w:cs="Aptos" w:eastAsia="Aptos" w:hAnsi="Aptos"/>
-                <w:u w:val="none"/>
-              </w:rPr>
-            </w:pPr>
-            <w:r>
-              <w:rPr>
-                <w:b w:val="1"/>
-                <w:bCs w:val="1"/>
+                <w:color w:val="ff0000"/>
+              </w:rPr>
+            </w:pPr>
+            <w:r>
+              <w:rPr>
+                <w:b w:val="1"/>
+                <w:bCs w:val="1"/>
+                <w:color w:val="ff0000"/>
                 <w:sz w:val="20"/>
                 <w:szCs w:val="20"/>
                 <w:rtl w:val="0"/>
@@ -2834,16 +2883,17 @@
                 <w:numId w:val="1"/>
               </w:numPr>
               <w:spacing w:after="0" w:afterAutospacing="0"/>
-              <w:ind w:left="1440" w:hanging="360"/>
+              <w:ind w:left="720" w:hanging="360"/>
               <w:rPr>
                 <w:rFonts w:ascii="Aptos" w:cs="Aptos" w:eastAsia="Aptos" w:hAnsi="Aptos"/>
-                <w:u w:val="none"/>
-              </w:rPr>
-            </w:pPr>
-            <w:r>
-              <w:rPr>
-                <w:b w:val="1"/>
-                <w:bCs w:val="1"/>
+                <w:color w:val="ff0000"/>
+              </w:rPr>
+            </w:pPr>
+            <w:r>
+              <w:rPr>
+                <w:b w:val="1"/>
+                <w:bCs w:val="1"/>
+                <w:color w:val="ff0000"/>
                 <w:sz w:val="20"/>
                 <w:szCs w:val="20"/>
                 <w:rtl w:val="0"/>
@@ -2858,16 +2908,17 @@
                 <w:numId w:val="1"/>
               </w:numPr>
               <w:spacing w:after="0" w:afterAutospacing="0"/>
-              <w:ind w:left="1440" w:hanging="360"/>
+              <w:ind w:left="720" w:hanging="360"/>
               <w:rPr>
                 <w:rFonts w:ascii="Aptos" w:cs="Aptos" w:eastAsia="Aptos" w:hAnsi="Aptos"/>
-                <w:u w:val="none"/>
-              </w:rPr>
-            </w:pPr>
-            <w:r>
-              <w:rPr>
-                <w:b w:val="1"/>
-                <w:bCs w:val="1"/>
+                <w:color w:val="ff0000"/>
+              </w:rPr>
+            </w:pPr>
+            <w:r>
+              <w:rPr>
+                <w:b w:val="1"/>
+                <w:bCs w:val="1"/>
+                <w:color w:val="ff0000"/>
                 <w:sz w:val="20"/>
                 <w:szCs w:val="20"/>
                 <w:rtl w:val="0"/>
@@ -2881,25 +2932,52 @@
                 <w:ilvl w:val="0"/>
                 <w:numId w:val="1"/>
               </w:numPr>
-              <w:ind w:left="1440" w:hanging="360"/>
-              <w:rPr>
-                <w:b w:val="1"/>
-                <w:bCs w:val="1"/>
-                <w:sz w:val="20"/>
-                <w:szCs w:val="20"/>
-                <w:u w:val="none"/>
-              </w:rPr>
-            </w:pPr>
-            <w:r>
-              <w:rPr>
-                <w:b w:val="1"/>
-                <w:bCs w:val="1"/>
+              <w:spacing w:after="0" w:afterAutospacing="0"/>
+              <w:ind w:left="720" w:hanging="360"/>
+              <w:rPr>
+                <w:b w:val="1"/>
+                <w:bCs w:val="1"/>
+                <w:color w:val="ff0000"/>
+                <w:sz w:val="20"/>
+                <w:szCs w:val="20"/>
+              </w:rPr>
+            </w:pPr>
+            <w:r>
+              <w:rPr>
+                <w:b w:val="1"/>
+                <w:bCs w:val="1"/>
+                <w:color w:val="ff0000"/>
                 <w:sz w:val="20"/>
                 <w:szCs w:val="20"/>
                 <w:rtl w:val="0"/>
               </w:rPr>
               <w:t xml:space="preserve">Incrementar en un 30% la proporción de compras del hogar realizadas a partir de una lista de compras planificada en la aplicación, entre el segundo y el sexto mes de uso de cada hogar, respecto de la línea base establecida durante su primer mes de registro.</w:t>
               <w:tab/>
+            </w:r>
+          </w:p>
+          <w:p>
+            <w:pPr>
+              <w:numPr>
+                <w:ilvl w:val="0"/>
+                <w:numId w:val="1"/>
+              </w:numPr>
+              <w:ind w:left="720" w:hanging="360"/>
+              <w:rPr>
+                <w:b w:val="1"/>
+                <w:bCs w:val="1"/>
+                <w:sz w:val="20"/>
+                <w:szCs w:val="20"/>
+              </w:rPr>
+            </w:pPr>
+            <w:r>
+              <w:rPr>
+                <w:b w:val="1"/>
+                <w:bCs w:val="1"/>
+                <w:sz w:val="20"/>
+                <w:szCs w:val="20"/>
+                <w:rtl w:val="0"/>
+              </w:rPr>
+              <w:t xml:space="preserve">Registrar el consumo de al menos el 80% de los alimentos gestionados por los usuarios durante el período de evaluación. </w:t>
             </w:r>
           </w:p>
         </w:tc>
@@ -2929,8 +3007,126 @@
         <w:rPr>
           <w:b w:val="1"/>
           <w:bCs w:val="1"/>
-          <w:sz w:val="24"/>
-          <w:szCs w:val="24"/>
+        </w:rPr>
+      </w:pPr>
+      <w:r>
+        <w:rPr>
+          <w:rtl w:val="0"/>
+        </w:rPr>
+      </w:r>
+    </w:p>
+    <w:p>
+      <w:pPr>
+        <w:spacing w:after="0" w:line="360" w:lineRule="auto"/>
+        <w:jc w:val="both"/>
+        <w:rPr>
+          <w:b w:val="1"/>
+          <w:bCs w:val="1"/>
+        </w:rPr>
+      </w:pPr>
+      <w:r>
+        <w:rPr>
+          <w:rtl w:val="0"/>
+        </w:rPr>
+      </w:r>
+    </w:p>
+    <w:p>
+      <w:pPr>
+        <w:spacing w:after="0" w:line="360" w:lineRule="auto"/>
+        <w:jc w:val="both"/>
+        <w:rPr>
+          <w:b w:val="1"/>
+          <w:bCs w:val="1"/>
+        </w:rPr>
+      </w:pPr>
+      <w:r>
+        <w:rPr>
+          <w:rtl w:val="0"/>
+        </w:rPr>
+      </w:r>
+    </w:p>
+    <w:p>
+      <w:pPr>
+        <w:spacing w:after="0" w:line="360" w:lineRule="auto"/>
+        <w:jc w:val="both"/>
+        <w:rPr>
+          <w:b w:val="1"/>
+          <w:bCs w:val="1"/>
+        </w:rPr>
+      </w:pPr>
+      <w:r>
+        <w:rPr>
+          <w:rtl w:val="0"/>
+        </w:rPr>
+      </w:r>
+    </w:p>
+    <w:p>
+      <w:pPr>
+        <w:spacing w:after="0" w:line="360" w:lineRule="auto"/>
+        <w:jc w:val="both"/>
+        <w:rPr>
+          <w:b w:val="1"/>
+          <w:bCs w:val="1"/>
+        </w:rPr>
+      </w:pPr>
+      <w:r>
+        <w:rPr>
+          <w:rtl w:val="0"/>
+        </w:rPr>
+      </w:r>
+    </w:p>
+    <w:p>
+      <w:pPr>
+        <w:spacing w:after="0" w:line="360" w:lineRule="auto"/>
+        <w:jc w:val="both"/>
+        <w:rPr>
+          <w:b w:val="1"/>
+          <w:bCs w:val="1"/>
+        </w:rPr>
+      </w:pPr>
+      <w:r>
+        <w:rPr>
+          <w:rtl w:val="0"/>
+        </w:rPr>
+      </w:r>
+    </w:p>
+    <w:p>
+      <w:pPr>
+        <w:spacing w:after="0" w:line="360" w:lineRule="auto"/>
+        <w:jc w:val="both"/>
+        <w:rPr>
+          <w:b w:val="1"/>
+          <w:bCs w:val="1"/>
+        </w:rPr>
+      </w:pPr>
+      <w:r>
+        <w:rPr>
+          <w:rtl w:val="0"/>
+        </w:rPr>
+      </w:r>
+    </w:p>
+    <w:p>
+      <w:pPr>
+        <w:spacing w:after="0" w:line="360" w:lineRule="auto"/>
+        <w:jc w:val="both"/>
+        <w:rPr>
+          <w:b w:val="1"/>
+          <w:bCs w:val="1"/>
+        </w:rPr>
+      </w:pPr>
+      <w:r>
+        <w:rPr>
+          <w:rtl w:val="0"/>
+        </w:rPr>
+      </w:r>
+    </w:p>
+    <w:p>
+      <w:pPr>
+        <w:spacing w:after="0" w:line="360" w:lineRule="auto"/>
+        <w:jc w:val="both"/>
+        <w:rPr>
+          <w:b w:val="1"/>
+          <w:bCs w:val="1"/>
         </w:rPr>
       </w:pPr>
       <w:r>
@@ -3148,6 +3344,7 @@
           <w:p>
             <w:pPr>
               <w:spacing w:after="240" w:before="240" w:lineRule="auto"/>
+              <w:ind w:left="720" w:firstLine="0"/>
               <w:jc w:val="both"/>
               <w:rPr>
                 <w:b w:val="1"/>
@@ -3170,6 +3367,7 @@
           <w:p>
             <w:pPr>
               <w:spacing w:after="240" w:before="240" w:lineRule="auto"/>
+              <w:ind w:left="720" w:firstLine="0"/>
               <w:jc w:val="both"/>
               <w:rPr>
                 <w:b w:val="1"/>
@@ -3192,6 +3390,7 @@
           <w:p>
             <w:pPr>
               <w:spacing w:after="240" w:before="240" w:lineRule="auto"/>
+              <w:ind w:left="720" w:firstLine="0"/>
               <w:jc w:val="both"/>
               <w:rPr>
                 <w:b w:val="1"/>
@@ -3214,6 +3413,7 @@
           <w:p>
             <w:pPr>
               <w:spacing w:after="240" w:before="240" w:lineRule="auto"/>
+              <w:ind w:left="720" w:firstLine="0"/>
               <w:jc w:val="both"/>
               <w:rPr>
                 <w:b w:val="1"/>
@@ -3236,6 +3436,7 @@
           <w:p>
             <w:pPr>
               <w:spacing w:after="240" w:before="240" w:lineRule="auto"/>
+              <w:ind w:left="720" w:firstLine="0"/>
               <w:jc w:val="both"/>
               <w:rPr>
                 <w:b w:val="1"/>
@@ -5648,7 +5849,16 @@
                 <w:color w:val="1f3864"/>
                 <w:rtl w:val="0"/>
               </w:rPr>
-              <w:t xml:space="preserve">Valida de forma documentada que cada funcionalidad desarrollada responda exactamente a lo planificado y que el sistema esté libre de errores críticos paras su uso real. </w:t>
+              <w:t xml:space="preserve">Valida de forma documentada que cada funcionalidad desarrollada responda exactamente a lo planificado y que el sistema esté libre de errores críticos </w:t>
+            </w:r>
+            <w:r>
+              <w:rPr>
+                <w:b w:val="1"/>
+                <w:bCs w:val="1"/>
+                <w:color w:val="1f3864"/>
+                <w:rtl w:val="0"/>
+              </w:rPr>
+              <w:t xml:space="preserve">para su uso real.</w:t>
             </w:r>
             <w:r>
               <w:rPr>
@@ -5843,7 +6053,16 @@
                 <w:color w:val="1f3864"/>
                 <w:rtl w:val="0"/>
               </w:rPr>
-              <w:t xml:space="preserve">Facilita el mantenimiento, soporte e instalación controlada del sistema      , garantizando que cualquier desarrollador o evaluador pueda poner en marcha la plataforma sin inconvenientes.</w:t>
+              <w:t xml:space="preserve">Facilita el mantenimiento, soporte e instalación controlada del sistema</w:t>
+            </w:r>
+            <w:r>
+              <w:rPr>
+                <w:b w:val="1"/>
+                <w:bCs w:val="1"/>
+                <w:color w:val="1f3864"/>
+                <w:rtl w:val="0"/>
+              </w:rPr>
+              <w:t xml:space="preserve">, garantizando que cualquier desarrollador o evaluador pueda poner en marcha la plataforma sin inconvenientes.</w:t>
             </w:r>
             <w:r>
               <w:rPr>
@@ -5959,7 +6178,7 @@
                 <w:color w:val="1f3864"/>
                 <w:rtl w:val="0"/>
               </w:rPr>
-              <w:t xml:space="preserve">Informe técnico que describe la propuesta de valor diferencial: el motor de sugerencias personalizadas basado en patrones de consumo/desperdicio y la vinculación con puntos de donación alimentos.</w:t>
+              <w:t xml:space="preserve">Informe técnico que describe la propuesta de valor diferencial: el motor de sugerencias personalizadas basado en patrones de consumo/desperdicio y la vinculación </w:t>
             </w:r>
             <w:r>
               <w:rPr>
@@ -6014,7 +6233,7 @@
                 <w:color w:val="1f3864"/>
                 <w:rtl w:val="0"/>
               </w:rPr>
-              <w:t xml:space="preserve"> Justifica el impacto social, económico y medioambiental del proyecto, demostrando como la solución trasciende la simple gestión de inventario para incidir activamente en el cambio de hábitos.</w:t>
+              <w:t xml:space="preserve">Justifica el impacto social, económico y medioambiental del proyecto, demostrando cómo la solución trasciende la simple gestión de inventario para incidir activamente en el cambio de hábitos.</w:t>
             </w:r>
             <w:r>
               <w:rPr>
@@ -6626,7 +6845,7 @@
                 <w:szCs w:val="20"/>
                 <w:rtl w:val="0"/>
               </w:rPr>
-              <w:t xml:space="preserve">existe dificultad para encontrar información específica y actualizada sobre el contexto nacional. </w:t>
+              <w:t xml:space="preserve">Existe dificultad para encontrar información específica y actualizada sobre el contexto nacional.</w:t>
             </w:r>
             <w:r>
               <w:rPr>
@@ -8195,7 +8414,7 @@
                 <w:szCs w:val="20"/>
                 <w:rtl w:val="0"/>
               </w:rPr>
-              <w:t xml:space="preserve">Se debe mantener consistencia e integridad de los datos. </w:t>
+              <w:t xml:space="preserve">Se debe mantener la consistencia e integridad de los datos. </w:t>
             </w:r>
           </w:p>
         </w:tc>
@@ -10342,7 +10561,12 @@
                 <w:szCs w:val="16"/>
                 <w:rtl w:val="0"/>
               </w:rPr>
-              <w:t xml:space="preserve">Analisi de antecedentes</w:t>
+              <w:t xml:space="preserve">Análisis de antecedentes</w:t>
+            </w:r>
+            <w:r>
+              <w:rPr>
+                <w:rtl w:val="0"/>
+              </w:rPr>
             </w:r>
           </w:p>
         </w:tc>
@@ -10721,7 +10945,12 @@
                 <w:szCs w:val="16"/>
                 <w:rtl w:val="0"/>
               </w:rPr>
-              <w:t xml:space="preserve">definición del problema</w:t>
+              <w:t xml:space="preserve">Definición del problema</w:t>
+            </w:r>
+            <w:r>
+              <w:rPr>
+                <w:rtl w:val="0"/>
+              </w:rPr>
             </w:r>
           </w:p>
         </w:tc>
@@ -11100,7 +11329,12 @@
                 <w:szCs w:val="16"/>
                 <w:rtl w:val="0"/>
               </w:rPr>
-              <w:t xml:space="preserve">definir los objetivos y alcances</w:t>
+              <w:t xml:space="preserve">Definir los objetivos y alcances</w:t>
+            </w:r>
+            <w:r>
+              <w:rPr>
+                <w:rtl w:val="0"/>
+              </w:rPr>
             </w:r>
           </w:p>
         </w:tc>
@@ -15690,7 +15924,12 @@
                 <w:szCs w:val="16"/>
                 <w:rtl w:val="0"/>
               </w:rPr>
-              <w:t xml:space="preserve">Presentacion final</w:t>
+              <w:t xml:space="preserve">Presentación final</w:t>
+            </w:r>
+            <w:r>
+              <w:rPr>
+                <w:rtl w:val="0"/>
+              </w:rPr>
             </w:r>
           </w:p>
         </w:tc>
@@ -16479,7 +16718,7 @@
       <w:lvlText w:val="●"/>
       <w:lvlJc w:val="left"/>
       <w:pPr>
-        <w:ind w:left="1440" w:hanging="360"/>
+        <w:ind w:left="720" w:hanging="360"/>
       </w:pPr>
       <w:rPr>
         <w:u w:val="none"/>
@@ -16491,7 +16730,7 @@
       <w:lvlText w:val="○"/>
       <w:lvlJc w:val="left"/>
       <w:pPr>
-        <w:ind w:left="2160" w:hanging="360"/>
+        <w:ind w:left="1440" w:hanging="360"/>
       </w:pPr>
       <w:rPr>
         <w:u w:val="none"/>
@@ -16503,7 +16742,7 @@
       <w:lvlText w:val="■"/>
       <w:lvlJc w:val="left"/>
       <w:pPr>
-        <w:ind w:left="2880" w:hanging="360"/>
+        <w:ind w:left="2160" w:hanging="360"/>
       </w:pPr>
       <w:rPr>
         <w:u w:val="none"/>
@@ -16515,7 +16754,7 @@
       <w:lvlText w:val="●"/>
       <w:lvlJc w:val="left"/>
       <w:pPr>
-        <w:ind w:left="3600" w:hanging="360"/>
+        <w:ind w:left="2880" w:hanging="360"/>
       </w:pPr>
       <w:rPr>
         <w:u w:val="none"/>
@@ -16527,7 +16766,7 @@
       <w:lvlText w:val="○"/>
       <w:lvlJc w:val="left"/>
       <w:pPr>
-        <w:ind w:left="4320" w:hanging="360"/>
+        <w:ind w:left="3600" w:hanging="360"/>
       </w:pPr>
       <w:rPr>
         <w:u w:val="none"/>
@@ -16539,7 +16778,7 @@
       <w:lvlText w:val="■"/>
       <w:lvlJc w:val="left"/>
       <w:pPr>
-        <w:ind w:left="5040" w:hanging="360"/>
+        <w:ind w:left="4320" w:hanging="360"/>
       </w:pPr>
       <w:rPr>
         <w:u w:val="none"/>
@@ -16551,7 +16790,7 @@
       <w:lvlText w:val="●"/>
       <w:lvlJc w:val="left"/>
       <w:pPr>
-        <w:ind w:left="5760" w:hanging="360"/>
+        <w:ind w:left="5040" w:hanging="360"/>
       </w:pPr>
       <w:rPr>
         <w:u w:val="none"/>
@@ -16563,7 +16802,7 @@
       <w:lvlText w:val="○"/>
       <w:lvlJc w:val="left"/>
       <w:pPr>
-        <w:ind w:left="6480" w:hanging="360"/>
+        <w:ind w:left="5760" w:hanging="360"/>
       </w:pPr>
       <w:rPr>
         <w:u w:val="none"/>
@@ -16575,7 +16814,7 @@
       <w:lvlText w:val="■"/>
       <w:lvlJc w:val="left"/>
       <w:pPr>
-        <w:ind w:left="7200" w:hanging="360"/>
+        <w:ind w:left="6480" w:hanging="360"/>
       </w:pPr>
       <w:rPr>
         <w:u w:val="none"/>
